--- a/L3D-Encounter-Methodology/CiC_L3D_The_Table_Design_Document_V2.3.docx
+++ b/L3D-Encounter-Methodology/CiC_L3D_The_Table_Design_Document_V2.3.docx
@@ -1281,7 +1281,7 @@
           <w:sz w:val="24"/>
           <w:szCs w:val="24"/>
         </w:rPr>
-        <w:t xml:space="preserve">Readiness status. This document is construction-complete as the governing design document for the multi-world Table. The Table has not yet been deployed or tested. It is not freeze-eligible. It is ready to govern the Table’s construction, technical implementation specification, and the Facilitator-Governance update that will bring the Facilitator’s operational documentation into alignment with this design.</w:t>
+        <w:t xml:space="preserve">Readiness status. This document is construction-complete as the governing design document for the multi-world Table. The Table has since been deployed and live-tested at the three-Representative configuration (2026-07-19 update: see CiC_L3D_Table_Process_ThreeRepresentative_V1.0.md, which documents a diagnosed and fixed Turn-Cap Incident, re-tested 2026-07-13 against the running cic-poc backend). This design document itself has not been re-verified line-by-line against that deployment. It is not freeze-eligible. It is ready to govern the Table’s construction, technical implementation specification, and the Facilitator-Governance update that will bring the Facilitator’s operational documentation into alignment with this design.</w:t>
       </w:r>
     </w:p>
     <w:p>

--- a/L3D-Encounter-Methodology/CiC_L3D_The_Table_Design_Document_V2.3.docx
+++ b/L3D-Encounter-Methodology/CiC_L3D_The_Table_Design_Document_V2.3.docx
@@ -1294,7 +1294,7 @@
           <w:sz w:val="24"/>
           <w:szCs w:val="24"/>
         </w:rPr>
-        <w:t>The ceiling and its governance. The maximum of five worlds per Table session is a design commitment, not a technical limit. No mechanism in the system prevents a sixth world from being called. The Facilitator’s curatorial judgment is what holds the ceiling. The ceiling must therefore be present in the Facilitator’s operational documentation, not only in this design document, so that the judgment that enforces it is grounded in the system the Facilitator operates from.</w:t>
+        <w:t>The ceiling and its governance. The maximum of five worlds per Table session is a design commitment, not a technical limit. No mechanism in the system prevents a sixth world from being called. The Facilitator’s curatorial judgment is what holds the ceiling. The ceiling must therefore be present in the Facilitator’s operational documentation, not only in this design document, so that the judgment that enforces it is grounded in the system the Facilitator operates from. The operational values of this ceiling — the design commitment of five and any tighter per-phase cap in force — are recorded in the parameters file at cic-poc/backend/wrs/parameters.yaml (table_size_ceiling); this document states the commitment and its reasons, and the parameters file carries the current numbers per phase.</w:t>
       </w:r>
     </w:p>
     <w:sectPr>

--- a/L3D-Encounter-Methodology/CiC_L3D_The_Table_Design_Document_V2.3.docx
+++ b/L3D-Encounter-Methodology/CiC_L3D_The_Table_Design_Document_V2.3.docx
@@ -138,7 +138,7 @@
           <w:sz w:val="24"/>
           <w:szCs w:val="24"/>
         </w:rPr>
-        <w:t>The second is Build Your Own Table. The participant browses the available worlds — reading a brief description of each, the menu card that names what each world is and what it might offer, the kind of encounter it tends to produce — and selects one to five worlds before entering. They arrive at the Table they have composed. The Facilitator receives this selection and introduces the worlds the participant chose, honoring that choice as the genuine preference it represents. This pathway serves the person with agency and intention: someone who wants to know what is on offer before they decide, who wants to make an informed choice rather than arriving with a fixed preference they arrived with from outside or trusting the Facilitator entirely.</w:t>
+        <w:t>The second is Build Your Own Table. The participant browses the available worlds — reading a brief description of each, the menu card that names what each world is and what it might offer, the kind of encounter it tends to produce — and selects one to three worlds before entering. They arrive at the Table they have composed. The Facilitator receives this selection and introduces the worlds the participant chose, honoring that choice as the genuine preference it represents. This pathway serves the person with agency and intention: someone who wants to know what is on offer before they decide, who wants to make an informed choice rather than arriving with a fixed preference they arrived with from outside or trusting the Facilitator entirely.</w:t>
       </w:r>
     </w:p>
     <w:p>
@@ -302,7 +302,7 @@
           <w:sz w:val="24"/>
           <w:szCs w:val="24"/>
         </w:rPr>
-        <w:t xml:space="preserve">The Table is not a fixed room with fixed inhabitants. It is a space that is configured differently for every participant who arrives. The same Table can hold one world or five, depending on what the participant needs and what the Facilitator discerns. Participants who know exactly which voices they want can specify the configuration. Participants who arrive with a question or a need but without a preference can trust the Facilitator to set the Table for them. Either way, the Table is not a standard product — it is a space that is composed, each time, for the person who has come.</w:t>
+        <w:t xml:space="preserve">The Table is not a fixed room with fixed inhabitants. It is a space that is configured differently for every participant who arrives. The same Table can hold one world or three, depending on what the participant needs and what the Facilitator discerns. Participants who know exactly which voices they want can specify the configuration. Participants who arrive with a question or a need but without a preference can trust the Facilitator to set the Table for them. Either way, the Table is not a standard product — it is a space that is composed, each time, for the person who has come.</w:t>
       </w:r>
     </w:p>
     <w:p>
@@ -328,20 +328,20 @@
           <w:sz w:val="24"/>
           <w:szCs w:val="24"/>
         </w:rPr>
-        <w:t>The ceiling is five worlds at any one Table. This is not an arbitrary limit or a technical constraint. Beyond five worlds the Facilitator cannot maintain coherent governance of the encounter, the participant cannot track the voices without losing the thread of any of them, and the Table loses the intimacy that makes genuine encounter possible. More worlds is not more richness — it is less. The ceiling protects what matters most: depth. A Table with two worlds held well is more valuable than a Table with six worlds held thinly. The ceiling is a quality commitment.</w:t>
-      </w:r>
-    </w:p>
-    <w:p>
-      <w:pPr>
-        <w:spacing w:after="200"/>
-      </w:pPr>
-      <w:r>
-        <w:rPr>
-          <w:rFonts w:ascii="Georgia" w:cs="Georgia" w:eastAsia="Georgia" w:hAnsi="Georgia"/>
-          <w:sz w:val="24"/>
-          <w:szCs w:val="24"/>
-        </w:rPr>
-        <w:t xml:space="preserve">The implication is that the worlds available in the system are not all present at every Table. Each world has been built to full formation depth — its ecology reconstructed from primary sources, its Representative emerged from that ecology, its deployment package complete. Any combination of up to five of these worlds can be called to the Table for any given participant. The worlds are the resources. The Table is where they come alive in the right configuration for the right person.</w:t>
+        <w:t>The ceiling is three worlds at any one Table. This is not an arbitrary limit or a technical constraint. Beyond three worlds the Facilitator cannot maintain coherent governance of the encounter, the participant cannot track the voices without losing the thread of any of them, and the Table loses the intimacy that makes genuine encounter possible. More worlds is not more richness — it is less. The ceiling protects what matters most: depth. A Table with two worlds held well is more valuable than a Table with six worlds held thinly. The ceiling is a quality commitment. (2026-08-01 update: revised down from an original design ceiling of five — live cost proved too high at that scale. Three is now the permanent ceiling, not a Phase-1 placeholder awaiting a later raise. See System Hub Decision Log, 2026-08-01.)</w:t>
+      </w:r>
+    </w:p>
+    <w:p>
+      <w:pPr>
+        <w:spacing w:after="200"/>
+      </w:pPr>
+      <w:r>
+        <w:rPr>
+          <w:rFonts w:ascii="Georgia" w:cs="Georgia" w:eastAsia="Georgia" w:hAnsi="Georgia"/>
+          <w:sz w:val="24"/>
+          <w:szCs w:val="24"/>
+        </w:rPr>
+        <w:t xml:space="preserve">The implication is that the worlds available in the system are not all present at every Table. Each world has been built to full formation depth — its ecology reconstructed from primary sources, its Representative emerged from that ecology, its deployment package complete. Any combination of up to three of these worlds can be called to the Table for any given participant. The worlds are the resources. The Table is where they come alive in the right configuration for the right person.</w:t>
       </w:r>
     </w:p>
     <w:p>
@@ -397,7 +397,7 @@
           <w:sz w:val="24"/>
           <w:szCs w:val="24"/>
         </w:rPr>
-        <w:t>The Representatives. One per world, up to five. Each Representative speaks from within its own formation world — fully itself, carrying its own ecology, its own vocabulary, its own reasoning mode, its own emotional register. A Representative is not an expert presenting information about a tradition. It is a voice formed by a tradition, speaking from inside that formation. A Representative shaped by an intellectual-textual formation does not explain its tradition; it speaks as something that tradition made. A Representative shaped by an ascetic-embodied formation does not present its spirituality; it speaks as something that formation made. The difference between these two things is the difference between an encounter that informs and an encounter that forms.</w:t>
+        <w:t>The Representatives. One per world, up to three. Each Representative speaks from within its own formation world — fully itself, carrying its own ecology, its own vocabulary, its own reasoning mode, its own emotional register. A Representative is not an expert presenting information about a tradition. It is a voice formed by a tradition, speaking from inside that formation. A Representative shaped by an intellectual-textual formation does not explain its tradition; it speaks as something that tradition made. A Representative shaped by an ascetic-embodied formation does not present its spirituality; it speaks as something that formation made. The difference between these two things is the difference between an encounter that informs and an encounter that forms.</w:t>
       </w:r>
     </w:p>
     <w:p>
@@ -544,7 +544,7 @@
           <w:sz w:val="24"/>
           <w:szCs w:val="24"/>
         </w:rPr>
-        <w:t>A third pathway exists for the participant who wants agency over the Table’s composition but also wants to see what is available before choosing. Through the world menu — a browsable collection of brief descriptions of each available world — the participant can read what each world is, what it might offer, and what kind of encounter it tends to produce. They then select one to five worlds and enter the Table they have composed. The Facilitator receives this selection and sets the Table accordingly — introducing the worlds the participant chose, honoring the choice as the genuine preference it represents. This Browse pathway honors a particular kind of agency: the agency of someone who wants to explore before committing, who wants to make an informed choice rather than arriving with a fixed preference or trusting the Facilitator entirely. It is also the participant’s gateway to discovering worlds they did not know existed — worlds that might be exactly what they needed and that they would never have thought to ask for.</w:t>
+        <w:t>A third pathway exists for the participant who wants agency over the Table’s composition but also wants to see what is available before choosing. Through the world menu — a browsable collection of brief descriptions of each available world — the participant can read what each world is, what it might offer, and what kind of encounter it tends to produce. They then select one to three worlds and enter the Table they have composed. The Facilitator receives this selection and sets the Table accordingly — introducing the worlds the participant chose, honoring the choice as the genuine preference it represents. This Browse pathway honors a particular kind of agency: the agency of someone who wants to explore before committing, who wants to make an informed choice rather than arriving with a fixed preference or trusting the Facilitator entirely. It is also the participant’s gateway to discovering worlds they did not know existed — worlds that might be exactly what they needed and that they would never have thought to ask for.</w:t>
       </w:r>
     </w:p>
     <w:p>
@@ -626,7 +626,7 @@
           <w:sz w:val="24"/>
           <w:szCs w:val="24"/>
         </w:rPr>
-        <w:t>The ceiling governs the Facilitator’s curatorial choices as much as anything else. The Facilitator never calls more than five worlds to a Table. This is a judgment about formation quality, not a technical limit. More voices produce less encounter. The Facilitator’s job is to choose well from what is available — to bring the right two or three voices rather than every available voice. Restraint in selection is part of the curatorial role.</w:t>
+        <w:t>The ceiling governs the Facilitator’s curatorial choices as much as anything else. The Facilitator never calls more than three worlds to a Table. This is a judgment about formation quality, not a technical limit. More voices produce less encounter. The Facilitator’s job is to choose well from what is available — to bring the right two or three voices rather than every available voice. Restraint in selection is part of the curatorial role.</w:t>
       </w:r>
     </w:p>
     <w:p>
@@ -1157,7 +1157,7 @@
           <w:sz w:val="24"/>
           <w:szCs w:val="24"/>
         </w:rPr>
-        <w:t xml:space="preserve">Prototype Beta deepens the encounter and passes the governance gates. The second implementation adds going-deeper functions and completes the external validation required before public access: external scholarly review, ethics review, safety validation. What is implemented: one to five worlds, a basic glossary with five key terms per world, a highlight-and-click function, source transparency at one level, role selection with the full four roles. Still a picture background. What is deferred: the animated table, the full three-level glossary, the full source transparency apparatus, the complete pre-encounter portal with world browsing. These come with Phase 1. The purpose of this phase is to find out whether the encounter deepens under scrutiny — whether it holds up when probed by scholars, when tested by ethics reviewers, when subject to the governance process the Constitution requires before public deployment.</w:t>
+        <w:t xml:space="preserve">Prototype Beta deepens the encounter and passes the governance gates. The second implementation adds going-deeper functions and completes the external validation required before public access: external scholarly review, ethics review, safety validation. What is implemented: one to three worlds, a basic glossary with five key terms per world, a highlight-and-click function, source transparency at one level, role selection with the full four roles. Still a picture background. What is deferred: the animated table, the full three-level glossary, the full source transparency apparatus, the complete pre-encounter portal with world browsing. These come with Phase 1. The purpose of this phase is to find out whether the encounter deepens under scrutiny — whether it holds up when probed by scholars, when tested by ethics reviewers, when subject to the governance process the Constitution requires before public deployment.</w:t>
       </w:r>
     </w:p>
     <w:p>
@@ -1294,7 +1294,7 @@
           <w:sz w:val="24"/>
           <w:szCs w:val="24"/>
         </w:rPr>
-        <w:t>The ceiling and its governance. The maximum of five worlds per Table session is a design commitment, not a technical limit. No mechanism in the system prevents a sixth world from being called. The Facilitator’s curatorial judgment is what holds the ceiling. The ceiling must therefore be present in the Facilitator’s operational documentation, not only in this design document, so that the judgment that enforces it is grounded in the system the Facilitator operates from. The operational values of this ceiling — the design commitment of five and any tighter per-phase cap in force — are recorded in the parameters file at cic-poc/backend/wrs/parameters.yaml (table_size_ceiling); this document states the commitment and its reasons, and the parameters file carries the current numbers per phase.</w:t>
+        <w:t>The ceiling and its governance. The maximum of three worlds per Table session is a design commitment, not a technical limit — permanent as of Mark's 2026-08-01 decision (cost-driven; retires the original design ceiling of five worlds this section formerly specified). No mechanism in the system prevents a fourth world from being called. The Facilitator’s curatorial judgment is what holds the ceiling. The ceiling must therefore be present in the Facilitator’s operational documentation, not only in this design document, so that the judgment that enforces it is grounded in the system the Facilitator operates from. The operational value of this ceiling is recorded in the parameters file at cic-poc/backend/wrs/parameters.yaml (table_size_ceiling), where the original design_value of five is kept on record as RETIRED and current_phase_value: 3 is annotated as now permanent; this document states the commitment and its reasons, and the parameters file carries the citation. Full account: System Hub Decision Log, 2026-08-01.</w:t>
       </w:r>
     </w:p>
     <w:sectPr>
